--- a/chapters/dharma-in-daily-life/chapter.docx
+++ b/chapters/dharma-in-daily-life/chapter.docx
@@ -10,7 +10,7 @@
         <w:rPr>
           <w:color w:val="1A1A1A"/>
         </w:rPr>
-        <w:t>Dharma in Daily Life</w:t>
+        <w:t>How Vipassana Relates to Daily Life</w:t>
       </w:r>
     </w:p>
     <w:p>
@@ -23,7 +23,7 @@
           <w:color w:val="555555"/>
           <w:sz w:val="26"/>
         </w:rPr>
-        <w:t>Bringing Vipassana from the Cushion into the World</w:t>
+        <w:t>Turning Ordinary Activities into Spiritual Practice</w:t>
       </w:r>
     </w:p>
     <w:p>
@@ -65,6 +65,20 @@
     <w:p/>
     <w:p>
       <w:pPr>
+        <w:jc w:val="right"/>
+      </w:pPr>
+      <w:r>
+        <w:rPr>
+          <w:i/>
+          <w:color w:val="555555"/>
+          <w:sz w:val="22"/>
+        </w:rPr>
+        <w:t>« Whether you are standing, walking, sitting, or lying down, so long as you are awake, so long as you are mindful, you should develop this mindfulness saturated with goodwill. »</w:t>
+      </w:r>
+    </w:p>
+    <w:p/>
+    <w:p>
+      <w:pPr>
         <w:spacing w:after="120"/>
         <w:ind w:firstLine="397"/>
         <w:jc w:val="both"/>
@@ -73,11 +87,7 @@
         <w:rPr>
           <w:color w:val="000000"/>
         </w:rPr>
-        <w:t>Namo Tassa Bhagavato Arahato Sammā Sambuddhassa</w:t>
-        <w:br/>
-        <w:t>Namo Tassa Bhagavato Arahato Sammā Sambuddhassa</w:t>
-        <w:br/>
-        <w:t>Namo Tassa Bhagavato Arahato Sammā Sambuddhassa</w:t>
+        <w:t>So, just roving around the topic of meditation, daily life, practice and all that. I suppose one interesting question we might ask is one of these 'if' questions. Why didn't the Buddha return to lay life once he'd become fully self-realized? Good question, isn't it?</w:t>
       </w:r>
     </w:p>
     <w:p>
@@ -90,7 +100,7 @@
         <w:rPr>
           <w:color w:val="000000"/>
         </w:rPr>
-        <w:t>Homage to the Buddha, the blessed, noble and fully self-enlightened one.</w:t>
+        <w:t>Well, I think practically he'd become used to the wandering life and the first people, remember, that he taught was his old companions who were also wandering ascetics and they very quickly became sort of members of his order. Very shortly after that, very quickly people wanted to follow him, become his disciples.</w:t>
       </w:r>
     </w:p>
     <w:p>
@@ -103,7 +113,7 @@
         <w:rPr>
           <w:color w:val="000000"/>
         </w:rPr>
-        <w:t>I suppose one interesting question we might ask is one of these 'if' questions. Why didn't the Buddha return to lay life once he'd become fully self-realized?</w:t>
+        <w:t>And the first ordination, as it's called, was a simple word, 'ehi,' come. So when somebody said, well, I'd like to follow your teachings, be with you, join your sangha, your community, you just said, 'ehi,' come along. When the sangha was established, then the second type of ordination was established, where people took refuge in the Buddha, the Dharma, and the sangha, which has now become the lay way of determining your commitment to the Dharma.</w:t>
       </w:r>
     </w:p>
     <w:p>
@@ -116,7 +126,7 @@
         <w:rPr>
           <w:color w:val="000000"/>
         </w:rPr>
-        <w:t>Well, I think practically he'd become used to the wandering life, and the first people — remember — that he taught were his old companions who were also wandering ascetics, and they very quickly became sort of members of his order. Very shortly after that, very quickly, people wanted to follow him, become his disciples.</w:t>
+        <w:t>And then by around about, I suppose, well, they say about 20 years. For 20 years, the people who joined were of high caliber. Then it began to slide down the slippery slope. And the ordination then became quite a long one, maybe half an hour or so, in which certain questions had to be asked, such as, are you still in government employ? Are you in debt? Are you a man? It was a very interesting one. Are you a human being? So various sorts of people tried to join the order.</w:t>
       </w:r>
     </w:p>
     <w:p>
@@ -129,7 +139,7 @@
         <w:rPr>
           <w:color w:val="000000"/>
         </w:rPr>
-        <w:t>And the first ordination, as it's called, was a simple word: ehi, come. So when somebody said, 'Well, I'd like to follow your teachings, be with you, join your sangha, your community,' he just said, 'Ehi, come along.'</w:t>
+        <w:t>One of the reasons, just as a little side, was that the great court physician would treat the Buddha's monks free of charge. And of course, occasionally people would join the order in order to be treated without charge. So one of the questions is, are you sick? And the rule is you can't ordain somebody who has certain illnesses. I remember a sorry case happened with somebody with AIDS, you see, came with AIDS, wanted to join the order, they weren't ready.</w:t>
       </w:r>
     </w:p>
     <w:p>
@@ -142,59 +152,7 @@
         <w:rPr>
           <w:color w:val="000000"/>
         </w:rPr>
-        <w:t>When the sangha was established, then the second type of ordination was established, where people took refuge in the Buddha, the Dharma, and the Sangha — which has now become the lay way of determining your commitment to the Dharma.</w:t>
-      </w:r>
-    </w:p>
-    <w:p>
-      <w:pPr>
-        <w:spacing w:after="120"/>
-        <w:ind w:firstLine="397"/>
-        <w:jc w:val="both"/>
-      </w:pPr>
-      <w:r>
-        <w:rPr>
-          <w:color w:val="000000"/>
-        </w:rPr>
-        <w:t>And then by around about, I suppose, well, they say about 20 years. For 20 years, the people who joined were of high caliber. Then it began to slide down the slippery slope. And the ordination then became quite a long one, maybe half an hour or so, in which certain questions had to be asked, such as: Are you still in government employ? Are you in debt? Are you a man? A very interesting one: Are you a human being? So various sorts of people tried to join the order.</w:t>
-      </w:r>
-    </w:p>
-    <w:p>
-      <w:pPr>
-        <w:spacing w:after="120"/>
-        <w:ind w:firstLine="397"/>
-        <w:jc w:val="both"/>
-      </w:pPr>
-      <w:r>
-        <w:rPr>
-          <w:color w:val="000000"/>
-        </w:rPr>
-        <w:t>One of the reasons, just as a little side, was that the great court physician would treat the Buddha's monks free of charge. And of course, occasionally people would join the order in order to be treated without charge. So one of the questions is: Are you sick? And the rule is you can't ordain somebody who has certain illnesses. I remember a sorry case happened with somebody with AIDS, you see, came with AIDS, wanted to join the order, they weren't ready.</w:t>
-      </w:r>
-    </w:p>
-    <w:p>
-      <w:pPr>
-        <w:spacing w:after="120"/>
-        <w:ind w:firstLine="397"/>
-        <w:jc w:val="both"/>
-      </w:pPr>
-      <w:r>
-        <w:rPr>
-          <w:color w:val="000000"/>
-        </w:rPr>
-        <w:t>Very shortly after his realization he did go home and hugged his mother — or his stepmother — and met all his family, his extended family. And of course that was the moment when his wife said to their child, Rahula, 'Go and ask your father for your inheritance.'</w:t>
-      </w:r>
-    </w:p>
-    <w:p>
-      <w:pPr>
-        <w:spacing w:after="120"/>
-        <w:ind w:firstLine="397"/>
-        <w:jc w:val="both"/>
-      </w:pPr>
-      <w:r>
-        <w:rPr>
-          <w:color w:val="000000"/>
-        </w:rPr>
-        <w:t>So obviously there's some feeling that the Buddha's not going to come back to lay life, and she wants him to make him the heir to his grandfather's fortunes and so on. But the Buddha of course ordains him — that was his inheritance, the Dharma.</w:t>
+        <w:t>Very shortly after his realization he did go home and hugged his mother or his stepmother and met all his family, his extended family. And of course that was the moment when his wife said to their child, Rahula, go and ask your father for your inheritance. So obviously there's some feeling that the Buddha's not going to come back to lay life, and he wants him to make him the heir to his grandfather's fortunes and so on. But the Buddha of course ordains him—that was his inheritance, the Dharma.</w:t>
       </w:r>
     </w:p>
     <w:p>
@@ -246,7 +204,7 @@
         <w:rPr>
           <w:color w:val="000000"/>
         </w:rPr>
-        <w:t>So, why is it — I mean, one question is — why is it that there weren't more people who were self-realized who were lay people? And I think the reason there is the ambience that you're working in. The Buddha talks about lay life being dusty. That's the word he uses.</w:t>
+        <w:t>So, why is it, I mean, one question is, why is it that there weren't more people who were self-realized who were lay people? And I think the reason there is the ambience that you're working in. The Buddha talks about lay life being dusty. That's the word he uses. And if we just look at our society, you can see that most people just aren't on the spiritual wavelength. So when you work with people like that, there's always a drag. They're not supporting you. It's like there's a constant negativity towards what you're trying to do.</w:t>
       </w:r>
     </w:p>
     <w:p>
@@ -259,7 +217,7 @@
         <w:rPr>
           <w:color w:val="000000"/>
         </w:rPr>
-        <w:t>And if we just look at our society, you can see that most people just aren't on the spiritual wavelength. So when you work with people like that, there's always a drag. They're not supporting you. It's like there's a constant negativity towards what you're trying to do.</w:t>
+        <w:t>I mean, consider being in a, say, somewhere like Saudi Arabia or one of the virtually all Muslim countries and you yourself want to do the five times a day prayer and all that—well you wouldn't be considered silly or stupid, right there in the middle of the office they'd all join in probably. And that's what we lack in today's society, this sort of support from other people in our ordinary lives.</w:t>
       </w:r>
     </w:p>
     <w:p>
@@ -272,7 +230,7 @@
         <w:rPr>
           <w:color w:val="000000"/>
         </w:rPr>
-        <w:t>I mean, consider being in a, say, somewhere like Saudi Arabia or one of the virtually all Muslim countries, and you yourself want to do the five times a day prayer and all that — well, you wouldn't be considered silly or stupid, right? There in the middle of the office they'd all join in, probably. And that's what we lack in today's society, this sort of support from other people in our ordinary lives.</w:t>
+        <w:t>And I'm always at pains to say to people that the jewel of the collection, the Satipaṭṭhāna discourse, which is the fullest discourse on how to become liberated, the actual techniques, what we are practicing now, not in its detail but in its general format, was given to the people of Kamasadamma. They were a tribe you could call them, I suppose, or a clan or whatever, called the Kurus, and they lived in what now you would recognise as round about Delhi.</w:t>
       </w:r>
     </w:p>
     <w:p>
@@ -285,33 +243,7 @@
         <w:rPr>
           <w:color w:val="000000"/>
         </w:rPr>
-        <w:t>And I'm always at pains to say to people that the jewel of the collection, the Satipaṭṭhāna discourse, which is the fullest discourse on how to become liberated — the actual techniques, what we are practicing now, not in its detail but in its general format — was given to the people of Kammāsadamma. They were a tribe you could call them, I suppose, or a clan or whatever, called the Kurus, and they lived in what now you would recognise as round about Delhi.</w:t>
-      </w:r>
-    </w:p>
-    <w:p>
-      <w:pPr>
-        <w:spacing w:after="120"/>
-        <w:ind w:firstLine="397"/>
-        <w:jc w:val="both"/>
-      </w:pPr>
-      <w:r>
-        <w:rPr>
-          <w:color w:val="000000"/>
-        </w:rPr>
-        <w:t>He travelled quite a bit, you know, he was all over the place on that Gangetic plain. And he'd been up there and given them some teachings, and when he returned on this occasion he was taken by the fact that they were actually doing what he suggested — and very mindful. And there was no idle talk, no gossip, none of that, no argumentation, all that sort of stuff.</w:t>
-      </w:r>
-    </w:p>
-    <w:p>
-      <w:pPr>
-        <w:spacing w:after="120"/>
-        <w:ind w:firstLine="397"/>
-        <w:jc w:val="both"/>
-      </w:pPr>
-      <w:r>
-        <w:rPr>
-          <w:color w:val="000000"/>
-        </w:rPr>
-        <w:t>So he delivered to them this Ekāyano Maggo, this one way path leading to liberation, which we now call the Vipassana-only path — to them, the lay people, he said. Not addressed to the monks or anything.</w:t>
+        <w:t>He travelled quite a bit, you know, he was all over the place on that Gangetic plain, and he'd been up there and given them some teachings. And when he returned on this occasion he was taken by the fact that they were actually doing what he suggested and very mindful, and there was no gossip, none of that, no argumentation, all that sort of stuff. So he delivered to them this 'Ekāyano Maggo,' this one way path leading to liberation, which we now call the Vipassana only path—to them, the lay people, he said. Not addressed to the monks or anything.</w:t>
       </w:r>
     </w:p>
     <w:p>
@@ -337,7 +269,7 @@
         <w:rPr>
           <w:color w:val="000000"/>
         </w:rPr>
-        <w:t>So here he's got an orderly people. I mean, we're talking about pre-industrial societies, farmers living communally with a sort of committee ruling, a more pastoral society. Although there was a great movement at that time towards cities, monarchical rule — the politics were changing. And there was a rise also of the merchant class, which hadn't existed before.</w:t>
+        <w:t>So here he's got an orderly people. I mean, we're talking about pre-industrial societies, farmers living communally with a sort of committee ruling, more of a pastoral society. Although there was a great movement at that time towards cities, monarchical rule, the politics were changing. And there was a rise also of the merchant class, which hadn't existed before.</w:t>
       </w:r>
     </w:p>
     <w:p>
@@ -350,7 +282,7 @@
         <w:rPr>
           <w:color w:val="000000"/>
         </w:rPr>
-        <w:t>So he lived in times which were changing, not as viciously as ours, but definitely changing. And it was felt by a lot of people, I think. That dislocation when you get times of change — and that was one thing that I think fueled the amount of men who went into the forests and lived a solitary life. There weren't that many women, partly because of the sexism, of course, and partly because of the danger as well.</w:t>
+        <w:t>So he lived in times which were changing, not as viciously as ours, but definitely changing. And it was felt by a lot of people, I think. That dislocation when you get times of change, and that was one thing that I think fueled the amount of men who went into the forests and lived a solitary life. There weren't that many women, partly because of the sexism, of course, and partly because of the danger as well.</w:t>
       </w:r>
     </w:p>
     <w:p>
@@ -363,7 +295,7 @@
         <w:rPr>
           <w:color w:val="000000"/>
         </w:rPr>
-        <w:t>And so I think there are practical reasons why he didn't want to return, but I think that also there are spiritual reasons — that at that level nothing attracts, nothing attracts back into that form.</w:t>
+        <w:t>And so I think there are practical reasons why he didn't want to return, but I think that also there are spiritual reasons that at that level nothing attracts, nothing attracts back into that form.</w:t>
       </w:r>
     </w:p>
     <w:p>
@@ -376,7 +308,7 @@
         <w:rPr>
           <w:color w:val="000000"/>
         </w:rPr>
-        <w:t>But he gave very clear pointers as to how we can turn the lay life into a spiritual life. And in my e-reminders, which I think all of you get and read diligently — yes, thank you — I'm going through a day in the life, you know, and just sort of delineating how it's possible to turn everything into a spiritual practice.</w:t>
+        <w:t>But he gave very clear pointers as to how we can turn the lay life into a spiritual life. And in my e-reminders which I think all of you get and read diligently—yes, thank you—I'm going through a day in the life, you know, and just sort of delineating how it's possible to turn everything into a spiritual practice. So you're doing the same things, you see. You're still getting up, you're still dressing, you're still brushing your teeth.</w:t>
       </w:r>
     </w:p>
     <w:p>
@@ -389,7 +321,7 @@
         <w:rPr>
           <w:color w:val="000000"/>
         </w:rPr>
-        <w:t>So you're doing the same things, you see. You're doing the same things. You're still getting up, you're still dressing, you're still brushing your teeth. It's not like you're doing anything different, but somehow the attitude with which you do it is what changes, and that's what turns it into spiritual practice.</w:t>
+        <w:t>It's not like you're doing anything different, but somehow the attitude with which you do it is what changes, and that's what turns it into spiritual practice.</w:t>
       </w:r>
     </w:p>
     <w:p>
@@ -402,7 +334,7 @@
         <w:rPr>
           <w:color w:val="000000"/>
         </w:rPr>
-        <w:t>So even here now, you see, I keep stressing this business of eating. So before, we're just eating. Either our minds are reading the newspaper, or we're just gobbling, or we're overeating. But suddenly, eating becomes a real spiritual practice in itself — both by way of developing a certain attitude towards food, seeing it as medicine, seeing it as nourishment, and yet not denying the pleasure. This is the point: not denying the pleasure. There is pleasure, that's fine, you see. But not doing it for that reason, not doing it for comfort's sake.</w:t>
+        <w:t>So even here now, you see, I keep stressing this business of eating. So before, we're just eating. Either our minds are reading the newspaper, or we're just gobbling, or we're overeating. But suddenly, eating becomes a real spiritual practice in itself, both by way of developing a certain attitude towards food—seeing it as medicine, seeing it as nourishment—and yet not denying the pleasure. This is the point, not denying the pleasure. There is pleasure, that's fine, you see, but not doing it for that reason, not doing it for comfort's sake.</w:t>
       </w:r>
     </w:p>
     <w:p>
@@ -415,7 +347,7 @@
         <w:rPr>
           <w:color w:val="000000"/>
         </w:rPr>
-        <w:t>And the important thing to remember, you know, is that the psychology of that runs through everything. It's not just with eating. I mean, we're talking about dependent origination. We're talking about the distinction between the point of vedana and the point of tanha.</w:t>
+        <w:t>And the important thing to remember, you know, is that the psychology of that runs through everything. It's not just with eating. I mean, we're talking about dependent origination. We're talking about the distinction between the point of vedana and the point of tanha. Vedana is the point where we experience sensations, feelings in the body, as pleasant or unpleasant. That's a given. That's what the psycho-physical organism does. It experiences things and gives us feelings. But then it's this other business, this tanha, which we've talked about this morning.</w:t>
       </w:r>
     </w:p>
     <w:p>
@@ -428,7 +360,7 @@
         <w:rPr>
           <w:color w:val="000000"/>
         </w:rPr>
-        <w:t>Vedana is the point where we experience sensations, feelings in the body, as pleasant or unpleasant. That's a given. That's what the psycho-physical organism does. It experiences things and gives us feelings. But then it's this other business, this tanha, which we've talked about this morning.</w:t>
+        <w:t>So that psychology can be translated to all areas of pleasures and joys in our lives. See, this is the great thing about the spiritual life, nothing is ever destroyed. The only thing the Buddha said was destroyed was greed, hatred and delusion.</w:t>
       </w:r>
     </w:p>
     <w:p>
@@ -441,7 +373,7 @@
         <w:rPr>
           <w:color w:val="000000"/>
         </w:rPr>
-        <w:t>So that psychology can be translated to all areas of pleasures and joys in our lives. See, this is the great thing about the spiritual life: nothing is ever destroyed. The only thing the Buddha said was destroyed was greed, hatred and delusion.</w:t>
+        <w:t>So everything is handed back, purified of its kinks. Because of his style of talking about his Dhamma in a more negative sense, really to undermine concepts about the self and rebirth and all that reincarnation, he tended to favor the sort of negative approach. So saying that there is—see, we quote it in the morning—there is a not born and not... what does that mean, see? There is a not born, what is it, you see? So of course he won't go that far—well, he does actually. He does occasionally. But that's his preferred method.</w:t>
       </w:r>
     </w:p>
     <w:p>
@@ -454,7 +386,7 @@
         <w:rPr>
           <w:color w:val="000000"/>
         </w:rPr>
-        <w:t>So everything is handed back, purified of its kinks. Because of his style of talking about his Dhamma in a more negative sense — really to undermine concepts about the self and rebirth and all that reincarnation — he tended to favor the sort of negative approach. So saying that there is — see, we quote it in the morning — there is a not-born and not... what does that mean, see? There is a not-born — what is it, you see? So of course he won't go that far. Well, he does actually. He does occasionally. But that's his preferred method.</w:t>
+        <w:t>So of course people would say, well, you're an annihilationist, you're a nihilist. You know, there's not this, not that, so there's nothing. So therefore you're a nihilist. So he would constantly say no. He said no, the only thing that's annihilated is greed, hatred and delusion. And delusion, by delusion, fundamentally he means this idea, feeling, notion of a self.</w:t>
       </w:r>
     </w:p>
     <w:p>
@@ -467,7 +399,7 @@
         <w:rPr>
           <w:color w:val="000000"/>
         </w:rPr>
-        <w:t>So of course people would say, 'Well, you're an annihilationist, you're a nihilist. You know, there's not this, not that, so there's nothing. So therefore you're a nihilist.' So he would constantly say no. He said no, the only thing that's annihilated is greed, hatred and delusion. And delusion — by delusion, fundamentally he means this idea, feeling, notion of a self.</w:t>
+        <w:t>So when we're looking at pleasure, you see, when we're looking at pleasure, we're not trying to get rid of pleasure, we're trying to take something out of our relationship with pleasure, trying to reform that relationship.</w:t>
       </w:r>
     </w:p>
     <w:p>
@@ -480,7 +412,7 @@
         <w:rPr>
           <w:color w:val="000000"/>
         </w:rPr>
-        <w:t>So when we're looking at pleasure, you see, when we're looking at pleasure, we're not trying to get rid of pleasure. We're trying to take something out of our relationship with pleasure, trying to reform that relationship.</w:t>
+        <w:t>And it's the same with suffering, see. It's not as though we can ever get rid of physical suffering, it's just part and parcel of the body's way of being in the world. Pain. But we can do something about our relationship to it. Same with relationships—we have difficult relationships, you can't do anything about the sort of personality clash, but you can find a way of being with it where it's not so painful, or take the pain out, just accept the person as they are. And that process we call the process of liberation. That's what we're doing, process of liberation.</w:t>
       </w:r>
     </w:p>
     <w:p>
@@ -493,7 +425,7 @@
         <w:rPr>
           <w:color w:val="000000"/>
         </w:rPr>
-        <w:t>And it's the same with suffering, see. It's not as though we can ever get rid of physical suffering — it's just part and parcel of the body's way of being in the world. Pain. But we can do something about our relationship to it.</w:t>
+        <w:t>And if we can't relate it, if there's a distinction to be, if there's a hair's breadth of separation between the practice of meditation and the rest of our lives, we've lost it. Because the Buddha's teaching is centered upon a type of being in the world that we call mindfulness. So you're here all the time, you're bringing yourself back into the present moment all the time.</w:t>
       </w:r>
     </w:p>
     <w:p>
@@ -506,7 +438,7 @@
         <w:rPr>
           <w:color w:val="000000"/>
         </w:rPr>
-        <w:t>Same with relationships. We have difficult relationships. You can't do anything about the sort of personality clash, but you can find a way of being with it where it's not so painful — or take the pain out, just accept the person as they are. And that process we call the process of liberation. That's what we're doing — the process of liberation.</w:t>
+        <w:t>And the big trick of that is this business of relaxing. Can't sort of overstress that, really. And this relaxing into the present moment, you see, stopping, just allows you to recognize what's there, what's actually driving you at this present time, and allowing it to become very conscious. See? And you can let go of things that have been accumulated. And that way, you not only reserve your energy, you actually take control of your life.</w:t>
       </w:r>
     </w:p>
     <w:p>
@@ -519,7 +451,7 @@
         <w:rPr>
           <w:color w:val="000000"/>
         </w:rPr>
-        <w:t>So when we go back and we start with actually, you know, how do we then bring it into daily life? How does the practice that we do in sitting meditation relate to our daily practice? Then that's really what our task is.</w:t>
+        <w:t>You know, for instance, when sometimes, you know, one is late for work, you find yourself late for work, so there's this anxiety about being late for work, you missed the bus or something. And you can see that sort of anxiety sort of building up inside you, you see. And you can't stop it. This is the point. You say to yourself, oh, I'm getting anxious. I won't be anxious, you see. I'll just get there and start doing the work. But to do that is to deny your anxiety. You're up against what's actually happening in your body.</w:t>
       </w:r>
     </w:p>
     <w:p>
@@ -532,7 +464,7 @@
         <w:rPr>
           <w:color w:val="000000"/>
         </w:rPr>
-        <w:t>And if we can't relate it, if there's a distinction to be — if there's a hair's breadth of separation between the practice of meditation and the rest of our lives, we've lost it. Because the Buddha's teaching is centered upon a type of being in the world that we call mindfulness.</w:t>
+        <w:t>So you have to recognize all this is an old conditioning of getting anxious about being late, you know. If you're going to be late, you're going to be late. What's the point of being anxious? You have to argue yourself out of it, get a different perspective on it. You can't do anything about the feeling of anxiety because that's coming from a different conditioning, that's happening. But at least one can stop stoking it. That's the point, one can stop stoking it.</w:t>
       </w:r>
     </w:p>
     <w:p>
@@ -545,7 +477,7 @@
         <w:rPr>
           <w:color w:val="000000"/>
         </w:rPr>
-        <w:t>So you're here all the time, you're bringing yourself back into the present moment all the time. And the big trick of that is this business of relaxing. Can't sort of overstress that, really.</w:t>
+        <w:t>You do it by turning it into an object. There's your meditation right there, sitting on the bus or running for the train or driving like mad, you see. Right there you're right there with the feeling of anxiety. You know it's there. That's enough. You're doing your meditation. And your attention is on either that if you're sitting in a bus, or if you're driving of course you're attending to the traffic.</w:t>
       </w:r>
     </w:p>
     <w:p>
@@ -558,85 +490,7 @@
         <w:rPr>
           <w:color w:val="000000"/>
         </w:rPr>
-        <w:t>And this relaxing into the present moment, you see, stopping — just allows you to recognize what's there, what's actually driving you at this present time, and allowing it to become very conscious. See? And you can let go of things that have been accumulated. And that way, you not only reserve your energy, you actually take control of your life.</w:t>
-      </w:r>
-    </w:p>
-    <w:p>
-      <w:pPr>
-        <w:spacing w:after="120"/>
-        <w:ind w:firstLine="397"/>
-        <w:jc w:val="both"/>
-      </w:pPr>
-      <w:r>
-        <w:rPr>
-          <w:color w:val="000000"/>
-        </w:rPr>
-        <w:t>You know, for instance, when sometimes, you know, one is late for work, you find yourself late for work, so there's this anxiety about being late for work — you missed the bus or something. And you can see that sort of anxiety sort of building up inside you, you see. And you can't stop it.</w:t>
-      </w:r>
-    </w:p>
-    <w:p>
-      <w:pPr>
-        <w:spacing w:after="120"/>
-        <w:ind w:firstLine="397"/>
-        <w:jc w:val="both"/>
-      </w:pPr>
-      <w:r>
-        <w:rPr>
-          <w:color w:val="000000"/>
-        </w:rPr>
-        <w:t>This is the point. You say to yourself, 'Oh, I'm getting anxious. I won't be anxious, you see. I'll just get there and start doing the work.' But to do that is to deny your anxiety. You're up against what's actually happening in your body.</w:t>
-      </w:r>
-    </w:p>
-    <w:p>
-      <w:pPr>
-        <w:spacing w:after="120"/>
-        <w:ind w:firstLine="397"/>
-        <w:jc w:val="both"/>
-      </w:pPr>
-      <w:r>
-        <w:rPr>
-          <w:color w:val="000000"/>
-        </w:rPr>
-        <w:t>So you have to recognize: all this is an old conditioning of getting anxious about being late, you know. If you're going to be late, you're going to be late. What's the point of being anxious? You have to argue yourself out of it, get a different perspective on it.</w:t>
-      </w:r>
-    </w:p>
-    <w:p>
-      <w:pPr>
-        <w:spacing w:after="120"/>
-        <w:ind w:firstLine="397"/>
-        <w:jc w:val="both"/>
-      </w:pPr>
-      <w:r>
-        <w:rPr>
-          <w:color w:val="000000"/>
-        </w:rPr>
-        <w:t>You can't do anything about the feeling of anxiety because that's coming from a different conditioning — that's happening. But at least one can stop stoking it. That's the point: one can stop stoking it.</w:t>
-      </w:r>
-    </w:p>
-    <w:p>
-      <w:pPr>
-        <w:spacing w:after="120"/>
-        <w:ind w:firstLine="397"/>
-        <w:jc w:val="both"/>
-      </w:pPr>
-      <w:r>
-        <w:rPr>
-          <w:color w:val="000000"/>
-        </w:rPr>
-        <w:t>You do it by turning it into an object — there's your meditation right there. Sitting on the bus or running for the train or driving like mad, you see — right there you're right there with the feeling of anxiety. You know it's there. That's enough. You're doing your meditation. And your attention is on either that, if you're sitting in a bus, or if you're driving, of course, you're attending to the traffic.</w:t>
-      </w:r>
-    </w:p>
-    <w:p>
-      <w:pPr>
-        <w:spacing w:after="120"/>
-        <w:ind w:firstLine="397"/>
-        <w:jc w:val="both"/>
-      </w:pPr>
-      <w:r>
-        <w:rPr>
-          <w:color w:val="000000"/>
-        </w:rPr>
-        <w:t>So this practice of relaxing when you begin your meditation, of actually stopping and being in touch with your breath and relaxing into the present moment — here it's easier because you're feeling pleasant neutral feelings, at least it's good to see them as pleasant, neutrally pleasant. And, you know, you're developing the attitude of just sinking, of just collapsing, you might say, just stopping in the present moment and just accepting what's there.</w:t>
+        <w:t>So this practice of relaxing when you begin your meditation, of actually stopping and being in touch with your breath and relaxing into the present moment—here it's easier because you're feeling pleasant neutral feelings, at least it's good to see them as pleasant, neutrally pleasant. And, you know, you're developing the attitude of just sinking, of just collapsing, you might say, just stopping in the present moment and just accepting what's there.</w:t>
       </w:r>
     </w:p>
     <w:p>
@@ -662,7 +516,7 @@
         <w:rPr>
           <w:color w:val="000000"/>
         </w:rPr>
-        <w:t>Then when you're here, now we've got beyond the stage of just watching the breath and now you're open to these negative states within you, right? So let's say you're a bit depressed, a bit anxious and all that sort of stuff, and you're just sitting with the feeling, you see.</w:t>
+        <w:t>Then when you're here, now we've got beyond the stage of just watching the breath and now you're open to these negative states within you, right? So let's say you're a bit depressed, a bit anxious and all that sort of stuff and you're just sitting with the feeling, you see.</w:t>
       </w:r>
     </w:p>
     <w:p>
@@ -675,7 +529,7 @@
         <w:rPr>
           <w:color w:val="000000"/>
         </w:rPr>
-        <w:t>Now it's very interesting because in the discourse on how to establish mindfulness, the Buddha always talks about the inside and the outside, the inside and the outside. And often this outside is commented upon as being aware of other people's states.</w:t>
+        <w:t>Now it's very interesting because in the discourse on how to establish mindfulness, the Buddha always talks about the inside and the outside, the inside and the outside. And often this outside is commented upon as being aware of other people's states. So you get to work and somebody else is anxious—I mean you're okay, you're calm, it's worse if you're anxious—but they're anxious too, see. So they start putting this stress on you. So our normal people's reaction is to respond with stress themselves.</w:t>
       </w:r>
     </w:p>
     <w:p>
@@ -688,20 +542,7 @@
         <w:rPr>
           <w:color w:val="000000"/>
         </w:rPr>
-        <w:t>So you get to work and somebody else is anxious. I mean, you're okay, you're calm — it's worse if you're anxious — but they're anxious too, see. So they start putting this stress on you. So our normal people's reaction is to respond with stress themselves.</w:t>
-      </w:r>
-    </w:p>
-    <w:p>
-      <w:pPr>
-        <w:spacing w:after="120"/>
-        <w:ind w:firstLine="397"/>
-        <w:jc w:val="both"/>
-      </w:pPr>
-      <w:r>
-        <w:rPr>
-          <w:color w:val="000000"/>
-        </w:rPr>
-        <w:t>I remember this phone call on a mobile in a train, you know, and this woman — her voice is rising and rising and rising, you know — and then there's suddenly this wonderful statement at the end: 'I'm stressed out!' I wanted to go over and say, 'Look, have a cup of tea or something, you know, relax.' There was a sort of total desperation in it, you know. I thought, 'Oh God, she's in for a little breakdown or something.'</w:t>
+        <w:t>I remember this phone call on a mobile in a train, you know, and this woman, her voice is rising and rising and rising, you know, and then there's suddenly this wonderful statement at the end: 'I'm stressed out!' I wanted to go over and say, look, have a cup of tea or something, you know, relax. There was a sort of a total desperation in it, you know. I thought, oh God, she's in for a little breakdown or something.</w:t>
       </w:r>
     </w:p>
     <w:p>
@@ -727,7 +568,7 @@
         <w:rPr>
           <w:color w:val="000000"/>
         </w:rPr>
-        <w:t>So, somebody comes to us with stress — that's what you do. You attend to their stress. There's no need for you to get stressed because of their stress. What's the point of that?</w:t>
+        <w:t>So, somebody comes to us with stress, that's what you do. You attend to their stress. There's no need for you to get stressed because of their stress. What's the point of that?</w:t>
       </w:r>
     </w:p>
     <w:p>
@@ -740,7 +581,7 @@
         <w:rPr>
           <w:color w:val="000000"/>
         </w:rPr>
-        <w:t>So as somebody approaches you with stress or with anger or with their depression, you attend to it. Your attention is on them. And by doing that, by placing your interest into their attention, you undermine old habits of reacting — the way you used to react before. Old reactions. You're not responding. You're, as it were, undermining that process.</w:t>
+        <w:t>So as somebody approaches you with stress or with anger or with their depression, you attend to it, your attention is on them. And by doing that, by placing your interest into their attention, you undermine old habits of reacting the way you used to react before. Old reactions. You're not responding. You're, as it were, undermining that process.</w:t>
       </w:r>
     </w:p>
     <w:p>
@@ -753,7 +594,7 @@
         <w:rPr>
           <w:color w:val="000000"/>
         </w:rPr>
-        <w:t>The mind's very quick, isn't it? It'll flip very quickly, you see. You know, things happen just in a second. You might be calm for a moment with somebody who's angry, next minute you've lost it, you know, you've got yourself angry, you see. So these things — you've got to keep that real sharp awareness. And in order to do that, it has to be backed with the right attitude, you see. And if we haven't really grasped the right attitude, then it's very difficult to stop that reaction, even though we might be good-willed.</w:t>
+        <w:t>The mind's very quick, isn't it? It'll flip very quickly, you see. Things happen just in a second, you know. You might be calm for a moment with somebody who's angry, next minute you've lost it, you know, you've got yourself angry, you see. So these things, you've got to keep that real sharp awareness. And in order to do that it has to be backed with the right attitude, you see. And if we haven't really grasped the right attitude then it's very difficult to stop that reaction even though we might be good-willed.</w:t>
       </w:r>
     </w:p>
     <w:p>
@@ -766,7 +607,7 @@
         <w:rPr>
           <w:color w:val="000000"/>
         </w:rPr>
-        <w:t>So we know that when we react to somebody who is in a negative state, it simply, you know, compounds the whole situation, you know. The Buddha's, you know, the way the Buddha put it is that hatred is not overcome with hatred. But anxiety is not overcome with anxiety either, you know. And depression is definitely not overcome — it doesn't help a person who's depressed, you becoming depressed. You both sort of be depressed, isn't that lovely?</w:t>
+        <w:t>So we know that when we react to somebody who is in a negative state, it simply, you know, compounds the whole situation, you know. The Buddha's, you know, the way the Buddha put it is that hatred is not overcome with hatred, but anxiety is not overcome with anxiety either, you know, and depression is definitely not overcome. It doesn't help a person who's depressed, you both becoming depressed. You both sort of be depressed, isn't that lovely?</w:t>
       </w:r>
     </w:p>
     <w:p>
@@ -779,7 +620,7 @@
         <w:rPr>
           <w:color w:val="000000"/>
         </w:rPr>
-        <w:t>A lovely — I can never remember the name of this comedian. He was round about the war, you know, middle century, that sort of Second World War time. And there's this scene, it's in black and white, you know, on the old TV, and I always remember it.</w:t>
+        <w:t>A lovely... I can never remember the name of this comedian. He was round about the war, you know, middle century, that sort of Second World War time. And there's this scene, it's in black and white, you know, on the old TV, and I always remember it. And there's this... he's about to jump off a London bridge, you see. And the policeman sees this and goes up to him and says, 'Excuse me, sir,' you know, in that old way, 'excuse me, sir, I do believe you are trying to...'</w:t>
       </w:r>
     </w:p>
     <w:p>
@@ -792,20 +633,7 @@
         <w:rPr>
           <w:color w:val="000000"/>
         </w:rPr>
-        <w:t>And there's this — he's about to jump off a London bridge, you see. And the policeman sees this and goes up to him and says, 'Excuse me, sir,' you know, in that old way, 'Excuse me, sir, I do believe you are trying to...' And there's this conversation about, you know, why he's jumping off the bridge. And the policeman's all very up and saying all this sort of stuff, you know, why life is despairing, you see.</w:t>
-      </w:r>
-    </w:p>
-    <w:p>
-      <w:pPr>
-        <w:spacing w:after="120"/>
-        <w:ind w:firstLine="397"/>
-        <w:jc w:val="both"/>
-      </w:pPr>
-      <w:r>
-        <w:rPr>
-          <w:color w:val="000000"/>
-        </w:rPr>
-        <w:t>And of course the sketch ends with both jumping off. That was brilliant, wasn't it? And that's what happens, isn't it, when you get caught up in somebody else's emotional state.</w:t>
+        <w:t>And there's this conversation about, you know, why he's jumping off the bridge, and the policeman's all very up and saying all this sort of stuff, you know, why life is despairing, you see. And of course the sketch ends on both jumping off. That was brilliant, wasn't it? And that's what happens, isn't it, when you get caught up in somebody else's emotional state.</w:t>
       </w:r>
     </w:p>
     <w:p>
@@ -831,7 +659,7 @@
         <w:rPr>
           <w:color w:val="000000"/>
         </w:rPr>
-        <w:t>So when that's actually been — when that's saturated, when that's really saturated your being, you see — then you've established a different attitude. That doesn't mean to say that the old conditionings aren't going to be there. So if somebody comes to you in anger, you can feel — you can feel the whole condition, you want to bite, you see.</w:t>
+        <w:t>So when that's actually been, when that's saturated, when that's really saturated your being, you see, then you've established a different attitude. That doesn't mean to say that the old conditionings aren't going to be there. So if somebody comes to you in anger, you can feel, you can feel the whole condition, you want to bite, you see. But because you've established this attitude, you very quickly know that all the person wants is for you to listen to them, isn't it?</w:t>
       </w:r>
     </w:p>
     <w:p>
@@ -844,7 +672,7 @@
         <w:rPr>
           <w:color w:val="000000"/>
         </w:rPr>
-        <w:t>But because you've established this attitude, you very quickly know that all the person wants is for you to listen to them, isn't it? When you're angry, isn't it, all you want to do is for them to listen to what you're saying. Not only listen in the sense of what you're saying, but what you're feeling, you know — like, 'I am angry with you,' you know.</w:t>
+        <w:t>When you're angry, isn't it, all you want to do is for them to listen to what you're saying. Not only listen in the sense of what you're saying, but what you're feeling, you know, like 'I am angry with you,' you know. And it's being able just to stay with that in that sort of attending way, you see.</w:t>
       </w:r>
     </w:p>
     <w:p>
@@ -857,7 +685,7 @@
         <w:rPr>
           <w:color w:val="000000"/>
         </w:rPr>
-        <w:t>And it's being able just to stay with that in that sort of attending way, you see. Not in this sort of — I think the word is passive-aggressive, isn't it? Or aggressive passivity. It's like you're standing there, you know, and 'you're not touching me.' Well, I mean, that's really aggressive. That's going to make them really want to bite.</w:t>
+        <w:t>Not in this sort of—I think the word is passive-aggressive, isn't it? Or aggressive passivity. It's like you're standing there, you know, and you're not touching me. Well, I mean, that's really aggressive. That's going to make them really want to bite. But if you manifest the fact that you feel their anger, and there's that empathy with their anger and whatnot, then there's not that aggressive response. See?</w:t>
       </w:r>
     </w:p>
     <w:p>
@@ -870,7 +698,7 @@
         <w:rPr>
           <w:color w:val="000000"/>
         </w:rPr>
-        <w:t>But if you manifest the fact that you feel their anger, and there's that empathy with their anger and whatnot, then there's not that aggressive response. See? You've always got that magic word: sorry, you see? That drains people's anger, you know.</w:t>
+        <w:t>You've always got that magic word, 'sorry,' you see? That drains people's anger, you know? And then after you've done that, of course, you prove it was their fault anyway. You win anyway. Be careful of that. A one-up, you know, gotcha.</w:t>
       </w:r>
     </w:p>
     <w:p>
@@ -883,7 +711,7 @@
         <w:rPr>
           <w:color w:val="000000"/>
         </w:rPr>
-        <w:t>And then after you've done that, of course, you prove it was their fault anyway. You win anyway. Be careful of that. A one-up, you know — gotcha.</w:t>
+        <w:t>And it's... Now, can you see the link between sitting with your own mental states and sitting with somebody else's? The inside and the outside. You're taking the practice directly into your daily life.</w:t>
       </w:r>
     </w:p>
     <w:p>
@@ -896,7 +724,7 @@
         <w:rPr>
           <w:color w:val="000000"/>
         </w:rPr>
-        <w:t>And it's — now, can you see the link between sitting with your own mental states and sitting with somebody else's? The inside and the outside. You're taking the practice directly into your daily life.</w:t>
+        <w:t>When it comes to insight, so all this really is about creating peaceful states around us. How is it that we have this special practice called vipassana which is about seeing these three characteristics? How does that work? How does that translate into your daily life? Because I mean it's only with those sorts of insights that there are radical changes. These are root changes.</w:t>
       </w:r>
     </w:p>
     <w:p>
@@ -909,7 +737,7 @@
         <w:rPr>
           <w:color w:val="000000"/>
         </w:rPr>
-        <w:t>When it comes to insight — so all this really is about creating peaceful states around us — how is it that we have this special practice called vipassana which is about seeing these three characteristics? How does that work? How does that translate into your daily life?</w:t>
+        <w:t>We can change our personalities, we can change our attitudes, we can do a lot to change the surface psychology. You can even change your body, you can do a bit of exercise and stuff like that. But it's not getting to the root of it. The root problems are to do with these wrong ways of seeing things. So where we see permanence, there is impermanence.</w:t>
       </w:r>
     </w:p>
     <w:p>
@@ -922,7 +750,7 @@
         <w:rPr>
           <w:color w:val="000000"/>
         </w:rPr>
-        <w:t>Because I mean, it's only with those sorts of insights that there are radical changes. These are root changes. We can change our personalities, we can change our attitudes, we can do a lot to change the surface psychology. You can even change your body — you can do a bit of exercise and stuff like that. But it's not getting to the root of it. The root problems are to do with these wrong ways of seeing things. So where we see permanence, there is impermanence.</w:t>
+        <w:t>Now you might say, well, I can see impermanence everywhere, but the fact is, when we're struck by crises, then of course we find it a big shock. It's the level of shock, it's the level of fear which shows us our relationship to a situation which we thought was steady, permanent, unchangeable.</w:t>
       </w:r>
     </w:p>
     <w:p>
@@ -935,20 +763,7 @@
         <w:rPr>
           <w:color w:val="000000"/>
         </w:rPr>
-        <w:t>Now you might say, 'Well, I can see impermanence everywhere.' But the fact is, when we're struck by crises, then of course we find it a big shock. It's the level of shock, it's the level of fear which shows us our relationship to a situation which we thought was steady, permanent, unchangeable.</w:t>
-      </w:r>
-    </w:p>
-    <w:p>
-      <w:pPr>
-        <w:spacing w:after="120"/>
-        <w:ind w:firstLine="397"/>
-        <w:jc w:val="both"/>
-      </w:pPr>
-      <w:r>
-        <w:rPr>
-          <w:color w:val="000000"/>
-        </w:rPr>
-        <w:t>And then there's this other business of anatta, not-self, you see. When you're sitting like this, of course, it's a privileged position because you have found this objective observer place, this observation post, as Ñāṇaponika calls it. He's a pretty famous writer in Theravada, a German. He's died now. An observation post — you found this observation post within yourself.</w:t>
+        <w:t>And then there's this other business of anatta, not self, you see. When you're sitting like this, of course, it's a privileged position because you have found this objective observer place, this observation post, as Nyanaponika calls it. He's a pretty famous writer in Theravada, a German. He's died now. An observation post, you found this observation post within yourself.</w:t>
       </w:r>
     </w:p>
     <w:p>
@@ -974,7 +789,7 @@
         <w:rPr>
           <w:color w:val="000000"/>
         </w:rPr>
-        <w:t>And you can see that things are changing. You can see how you're relating to what's inside you — and that's something coming from this wrong idea of indulgence and resistance. And you can see this business of not me, not mine, as you become very clear in your seeing that these are objects.</w:t>
+        <w:t>And you can see that things are changing. You can see how you're relating to what's inside you, and that's something coming from this wrong idea of indulgence and resistance. And you can see this business of 'not me, not mine' as you become very clear in your seeing that these are objects.</w:t>
       </w:r>
     </w:p>
     <w:p>
@@ -1013,7 +828,7 @@
         <w:rPr>
           <w:color w:val="000000"/>
         </w:rPr>
-        <w:t>Well, the understanding is that this intelligence that is the knowing, this intuitive intelligence, which is prior — prior to the mind with its thoughts, yeah, it's prior to emotions, right — most people think of intuitive intelligence as a feeling. Sure, it manifests, it sort of communicates its understanding through feeling, but it's not feeling, it's not emotion, and it's not the body either. And that's what we're discovering every time we access this observation post.</w:t>
+        <w:t>Well, the understanding is that this intelligence that is the knowing, this intuitive intelligence, which is prior, prior to the mind with its thoughts, yeah, it's prior to emotions, right. Most people think of intuitive intelligence as a feeling. Sure, it manifests, it sort of communicates its understanding through feeling, but it's not feeling, it's not emotion, and it's not the body either. And that's what we're discovering every time we access this observation post.</w:t>
       </w:r>
     </w:p>
     <w:p>
@@ -1039,7 +854,7 @@
         <w:rPr>
           <w:color w:val="000000"/>
         </w:rPr>
-        <w:t>So when this tsunami struck Sri Lanka, there were some very well-meaning counselors went there to help people overcome their trauma. And they were surprised to find that they'd overcome their trauma. It wasn't for them — for people of Eastern mentality, you know — like it wasn't such a huge trauma that it would be, say, to a Westerner. Because they accept — they have the attitude of karma, they have the attitude of impermanence. Everything's impermanent. What's the problem, see?</w:t>
+        <w:t>So when this tsunami struck Sri Lanka, there were some very well-meaning counselors went there to help people overcome their trauma. And they were surprised to find that they'd overcome their trauma. It wasn't for them, for people of eastern mentality, you know, like it wasn't such a huge trauma that it would be, say, to a westerner. Because they accept, they have the attitude of karma, they have the attitude of impermanence. Everything's impermanent, what's the problem, see.</w:t>
       </w:r>
     </w:p>
     <w:p>
@@ -1091,7 +906,7 @@
         <w:rPr>
           <w:color w:val="000000"/>
         </w:rPr>
-        <w:t>So you're there, you see, you know, frying your chips, and getting your sausages ready, and you've got your HP sauce out — and that's it. You're up there looking down at all these sausages and they're all splattered all over the place, and you're floating in mid-air. See?</w:t>
+        <w:t>So you're there, you see, you know, frying your chips, and getting your sausages ready, and you've got your HP sauce out, and that's it. You're up there looking down at all these sausages and they're all splattered all over the place, and you're floating in mid-air. See?</w:t>
       </w:r>
     </w:p>
     <w:p>
@@ -1104,7 +919,7 @@
         <w:rPr>
           <w:color w:val="000000"/>
         </w:rPr>
-        <w:t>I have a very strange sense of humour, but — there was a — somebody I know is very — she was about 70-odd. And she met an old-time sweetheart, going way back to her early days. And, I mean, I got this story, you know, secondhand. And, well, they fell in love, you know. And they got married and she brought all her stuff over from America, a couple of thousand pounds. They set up in this beautiful — I went to visit them actually — they set up in this lovely little cottage in a nice little tweed country village, you know, English country village.</w:t>
+        <w:t>I had a case of... I have a very strange sense of humour, but... There was a... Somebody I know, she was about 70-odd. And she met an old-time sweetheart, going way back to her early days. And, I mean, I got this story, you know, secondhand. And, well, they fell in love, you know. And they got married and she brought all her stuff over from America, a couple of thousand pounds, they set up in this beautiful—I went to visit them actually—they set up in this lovely little cottage in a nice little tweed country village, you know, English country village.</w:t>
       </w:r>
     </w:p>
     <w:p>
@@ -1117,20 +932,7 @@
         <w:rPr>
           <w:color w:val="000000"/>
         </w:rPr>
-        <w:t>And not so long married — I mean, you know, come of a certain age one has to accept things — it seems as though he was just going for the toast out of the toaster when he collapsed.</w:t>
-      </w:r>
-    </w:p>
-    <w:p>
-      <w:pPr>
-        <w:spacing w:after="120"/>
-        <w:ind w:firstLine="397"/>
-        <w:jc w:val="both"/>
-      </w:pPr>
-      <w:r>
-        <w:rPr>
-          <w:color w:val="000000"/>
-        </w:rPr>
-        <w:t>And I've always thought of the horror of dying as you're grabbing hold of a piece of toast. As you're lifting the piece of toast with marmalade to your mouth, unable to clamp your jaw over it. To me, it's a nightmare.</w:t>
+        <w:t>And not so long married—I mean, you know, come of a certain age one has to accept things—it seems as though he was just going for the toast out of the toaster when he collapsed. And I've always thought of the horror of dying as you're grabbing hold of a piece of toast. As you're lifting the piece of toast with marmalade to your mouth, unable to clamp your jaw over it. To me, it's a nightmare.</w:t>
       </w:r>
     </w:p>
     <w:p>
@@ -1169,7 +971,7 @@
         <w:rPr>
           <w:color w:val="000000"/>
         </w:rPr>
-        <w:t>So this sense of — what we do as humans, we project our sense of justice onto the universe. There's no justice in the universe, there's only laws, yeah? You know, tsunamis happen because earthquakes happen under the sea or something, or a tectonic plate shift. Nothing to do with justice, nothing to do with morality, nothing to do with the way the earth is — it's that sort of law, you know.</w:t>
+        <w:t>So this sense of, what we do as humans, we project our sense of justice onto the universe. There's no justice in the universe, there's only laws, yeah? You know, tsunamis happen because earthquakes happen under the sea or something, or a tectonic plate shift. Nothing to do with justice, nothing to do with morality, nothing to do with the way the earth is, it's that sort of law, you know?</w:t>
       </w:r>
     </w:p>
     <w:p>
@@ -1182,7 +984,7 @@
         <w:rPr>
           <w:color w:val="000000"/>
         </w:rPr>
-        <w:t>So when people say, 'Oh, well, you know, it's a shame he died young,' and all that, you know, like it's a law. The body runs along different laws from human justice, and that's the way it is.</w:t>
+        <w:t>So when people say, oh, well, you know, it's a shame he died young and all that, you know, like it's a law. The body runs along different laws from human justice, and that's the way it is.</w:t>
       </w:r>
     </w:p>
     <w:p>
@@ -1195,7 +997,7 @@
         <w:rPr>
           <w:color w:val="000000"/>
         </w:rPr>
-        <w:t>So just getting the idea of impermanence, saturating the way we look at things — everything's impermanent, you see. Even to get up in the morning and say to yourself, 'Everything's impermanent. I don't know what's going to happen today. I think I know what's going to happen. I've got it all planned. I actually don't know what's going to happen.'</w:t>
+        <w:t>So just getting the idea of impermanence, saturating the way we look at things, everything's impermanent, you see. Even to get up in the morning and say to yourself, everything's impermanent. I don't know what's going to happen today. I think I know what's going to happen. I've got it all planned. I actually don't know what's going to happen, see.</w:t>
       </w:r>
     </w:p>
     <w:p>
@@ -1208,7 +1010,7 @@
         <w:rPr>
           <w:color w:val="000000"/>
         </w:rPr>
-        <w:t>See, so that puts us into this mind, you see, framework, you see. And the Buddha's great statement about impermanence is that, you know, when we actually grasp impermanence in its real fullness, we realize there's nothing in the world worth holding on to. Nothing in the world worth holding on to. Not even ourselves. This is the point.</w:t>
+        <w:t>So that puts us into this mind, you see, framework, you see. And the Buddha's great statement about impermanence is that, you know, when we actually grasp impermanence in its real fullness, we realize there's nothing in the world worth holding on to. Nothing in the world worth holding on to. Not even ourselves. This is the point.</w:t>
       </w:r>
     </w:p>
     <w:p>
@@ -1234,7 +1036,7 @@
         <w:rPr>
           <w:color w:val="000000"/>
         </w:rPr>
-        <w:t>So it's like when somebody, you know, thieves something from you, you see. You know, we have this idea that I possess something, see. So I possess my — mobile. It's my mobile. I can prove it in law. This belongs to me. I'm attached to it.</w:t>
+        <w:t>So it's like when somebody, you know, thieves something from you, you see. You know, we have this idea that I possess something, see. So I possess my mobile. It's my mobile. I can prove it in law. This belongs to me. I'm attached to it. And then somebody steals it, and I'm still going around saying it's my mobile. It's the thief's. The thief owns the mobile. And I'm suffering like mad because they've got my mobile. I didn't tell them, you know.</w:t>
       </w:r>
     </w:p>
     <w:p>
@@ -1247,7 +1049,7 @@
         <w:rPr>
           <w:color w:val="000000"/>
         </w:rPr>
-        <w:t>And then somebody steals it, and I'm still going around saying it's my mobile. It's the thief's. The thief owns the mobile. And I'm suffering like mad because they've got my mobile. I didn't tell them, you know.</w:t>
+        <w:t>And suddenly when you realize, actually, you can't own anything. What you can do is use it. Ah, what a relief. See? And then you think, well, you know, the thief might need it more than me. And you're happy to give it away. Just like that.</w:t>
       </w:r>
     </w:p>
     <w:p>
@@ -1260,7 +1062,7 @@
         <w:rPr>
           <w:color w:val="000000"/>
         </w:rPr>
-        <w:t>And suddenly when you realize, actually, you can't own anything. What you can do is use it. Ah, what a relief. See? And then you think, 'Well, you know, the thief might need it more than me.' And you're happy to give it away. Just like that.</w:t>
+        <w:t>So that impermanence, you see, it seeps into an attitude. And that's important to understand that. The Eightfold Path begins with right understanding, and the second one is right attitude. And if it doesn't drop into an attitude, it just remains at this nice intellectual level. Oh yeah, everything arises and passes away. You know, what? There's no catastrophe when something does arise and pass away, you know.</w:t>
       </w:r>
     </w:p>
     <w:p>
@@ -1273,33 +1075,7 @@
         <w:rPr>
           <w:color w:val="000000"/>
         </w:rPr>
-        <w:t>So that impermanence, you see, it seeps into an attitude. And that's important to understand that. The Eightfold Path begins with right understanding, and the second one is right attitude. And if it doesn't drop into an attitude, it just remains at this nice intellectual level. 'Oh yeah, everything arises and passes away.' You know, what? There's no catastrophe when something does arise and pass away, you know.</w:t>
-      </w:r>
-    </w:p>
-    <w:p>
-      <w:pPr>
-        <w:spacing w:after="120"/>
-        <w:ind w:firstLine="397"/>
-        <w:jc w:val="both"/>
-      </w:pPr>
-      <w:r>
-        <w:rPr>
-          <w:color w:val="000000"/>
-        </w:rPr>
-        <w:t>So it has to sink into — and that's a heart state. When I say heart state here, I'm not talking really about an emotion. So an attitude isn't an emotion. You have to be clear about that. An attitude is a way of relating — as an attitude.</w:t>
-      </w:r>
-    </w:p>
-    <w:p>
-      <w:pPr>
-        <w:spacing w:after="120"/>
-        <w:ind w:firstLine="397"/>
-        <w:jc w:val="both"/>
-      </w:pPr>
-      <w:r>
-        <w:rPr>
-          <w:color w:val="000000"/>
-        </w:rPr>
-        <w:t>An understanding: everything's impermanent. What does that mean in terms of my relationship to objects, my relationship to people, my relationship to myself, my own body? See, how does that relate? And that's your attitude. And then of course it manifests in the way we behave, in the way we do actually relate, moment to moment.</w:t>
+        <w:t>So it has to sink into, and that's a heart state. When I say heart state here, I'm not talking really about an emotion. So an attitude isn't an emotion. You have to be clear about that. An attitude is a way of relating, as an attitude. An understanding, everything's impermanent. What does that mean in terms of my relationship to objects, my relationship to people, my relationship to myself, my own body? See how does that relate, and that's your attitude. And then of course it manifests in the way we behave, in the way we do actually relate moment to moment.</w:t>
       </w:r>
     </w:p>
     <w:p>
@@ -1325,7 +1101,7 @@
         <w:rPr>
           <w:color w:val="000000"/>
         </w:rPr>
-        <w:t>And when the Buddha says, you know, go into this — where is the suffering? Then it's to do with this psychology of wanting and not wanting, wanting and not wanting.</w:t>
+        <w:t>And when the Buddha says, you know, go into this, where is the suffering? Then it's to do with this psychology of wanting and not wanting, wanting and not wanting.</w:t>
       </w:r>
     </w:p>
     <w:p>
@@ -1338,7 +1114,7 @@
         <w:rPr>
           <w:color w:val="000000"/>
         </w:rPr>
-        <w:t>Now, just a very sort of change of attitude, you know, just a change of words, like, you know, not getting what you want, but wanting what you get. So even that — wanting what you get — there's a sort of flip, you know, and you think, 'Oh,' and suddenly you're contented.</w:t>
+        <w:t>Now, just a very sort of change of attitude, you know, just a change of words, like, you know, not getting what you want, but wanting what you get. So even that, wanting what you get, there's a sort of flip, you know, and you think, oh, and suddenly you're contented.</w:t>
       </w:r>
     </w:p>
     <w:p>
@@ -1351,7 +1127,7 @@
         <w:rPr>
           <w:color w:val="000000"/>
         </w:rPr>
-        <w:t>You know, to be actually, to develop the attitude of contentment with what I've got, you know. And of course it's difficult in a society which is driven by consumerism, because consumerism depends on your constant discontent. As soon as you're contented, that's it. Consumerism collapses the whole industrial base. 'I don't want a car, I'm content, I'll walk.' You can't do that. You've got to be discontent.</w:t>
+        <w:t>You know, to be actually, to develop the attitude of contentment with what I've got, you know. And of course it's difficult in a society which is driven by consumerism, because consumerism depends on your constant discontent. As soon as you're contented, that's it. Consumerism collapses, the whole industrial base. I don't want a car, I'm content, I'll walk. You can't do that. You've got to be discontent.</w:t>
       </w:r>
     </w:p>
     <w:p>
@@ -1364,7 +1140,7 @@
         <w:rPr>
           <w:color w:val="000000"/>
         </w:rPr>
-        <w:t>But constantly saying to ourselves, constantly beginning from the platform of, 'This is okay, this is the way it is, it's fine, it's not a problem, it's good, it's the way it is' — content, you see.</w:t>
+        <w:t>So this whole feeling of constantly being discontent, the whole of the advert is to make you feel discontent. That's why you want that, you know, whatever it is, you know. But constantly saying to ourselves, constantly beginning from the platform of, this is okay, this is the way it is, it's fine, it's not a problem, it's good, it's the way it is, content, you see.</w:t>
       </w:r>
     </w:p>
     <w:p>
@@ -1377,7 +1153,7 @@
         <w:rPr>
           <w:color w:val="000000"/>
         </w:rPr>
-        <w:t>And what you do is you begin to separate need from want. Sometimes you need — you need a new pair of shoes and that's the end of it. So you go and get a pair of shoes. And then there's that dividing line. So you now know: this is need, this is want.</w:t>
+        <w:t>And what you do is you begin to separate need from want. Sometimes you need, you need a new pair of shoes and that's the end of it. So you go and get a pair of shoes. And then there's that dividing line. So you now know this is need, this is want. Wants come up sometimes for various reasons. Say to lift your spirit, you might buy yourself something rather pleasant or ask somebody else to do it. But at least there's not this churning of the heart that could go out and constantly exercise this retail therapy.</w:t>
       </w:r>
     </w:p>
     <w:p>
@@ -1390,7 +1166,7 @@
         <w:rPr>
           <w:color w:val="000000"/>
         </w:rPr>
-        <w:t>Wants come up sometimes for various reasons. Say to lift your spirit, you might buy yourself something rather pleasant or ask somebody else to do it. But at least there's not this churning of the heart that could go out and constantly exercise this retail therapy. Seeking comfort in shops, for heaven's sake. Ridiculous.</w:t>
+        <w:t>Seeking comfort in shops, for heaven's sake. Ridiculous. I don't feel comfortable unless I'm in Marks and Spencer's. Ridiculous, isn't it? Where do I go when I'm sad? Marks and Spencer's. When I feel depressed, I go to Marks and Spencer's. Like it's been a disaster, Woolworths has gone. Like it's a catastrophe, Woolworths has gone. Oh my God. Weird sort of ways of relating to the world.</w:t>
       </w:r>
     </w:p>
     <w:p>
@@ -1403,7 +1179,7 @@
         <w:rPr>
           <w:color w:val="000000"/>
         </w:rPr>
-        <w:t>'I don't feel comfortable unless I'm in Marks and Spencer's.' Ridiculous, isn't it? 'Where do I go when I'm sad? Marks and Spencer's. When I feel depressed, I go to Marks and Spencer's.' Like it's been a disaster — Woolworths has gone. Like it's a catastrophe, Woolworths has gone. Oh my God. Weird sort of ways of relating to the world.</w:t>
+        <w:t>So you can see that even now, we're watching the suffering of wanting, not wanting. You know, a desire comes up, we want to think about this, we want to plan our holiday, you know, and we're constantly pulling ourselves off and feeling that strong desire, that willfulness in us, you see.</w:t>
       </w:r>
     </w:p>
     <w:p>
@@ -1416,7 +1192,7 @@
         <w:rPr>
           <w:color w:val="000000"/>
         </w:rPr>
-        <w:t>So you can see that even now, we're watching the suffering of wanting, not wanting. You know, a desire comes up, we want to think about this, we want to plan our holiday, you know. And we're constantly pulling ourselves off and feeling that strong desire, that willfulness in us, you see.</w:t>
+        <w:t>When it's something unpleasant, you see, that's even more, that's sort of more difficult. But to be able to be easy with unpleasantness, see. Now it's cold. The difference between a room temperature and outside is vicious. And, you know, our attitude is to sort of resist the cold. We sort of, you know, rush from the bungalow to here to get out of the cold instead of sort of greeting it. Ah, cold, great. You know, the freshness of it, you know. I'm not suggesting you catch a cold, you understand.</w:t>
       </w:r>
     </w:p>
     <w:p>
@@ -1429,7 +1205,7 @@
         <w:rPr>
           <w:color w:val="000000"/>
         </w:rPr>
-        <w:t>When it's something unpleasant, you see, that's even more — that's sort of more difficult. But to be able to be easy with unpleasantness, see — now it's cold. The difference between a room temperature and outside is vicious. And, you know, our attitude is to sort of resist the cold. We sort of, you know, rush from the bungalow to here to get out of the cold instead of sort of greeting it. 'Ah, cold, great.' You know, the freshness of it, you know. I'm not suggesting you catch a cold, you understand.</w:t>
+        <w:t>And of course it can be, and all that energy, by the way, that we're using in getting what we want, it's not being wasted, you can displace it, you can take your interest elsewhere. You know, in the old days they used to talk about sublimation, sort of a religious idea of sublimating your desires, you know. You don't hear that word often these days, you know.</w:t>
       </w:r>
     </w:p>
     <w:p>
@@ -1442,7 +1218,7 @@
         <w:rPr>
           <w:color w:val="000000"/>
         </w:rPr>
-        <w:t>And to take that attitude into daily life. You can do it. You can do it. And again, it's sort of reminding ourselves, this constant self-reminder. So as soon as we see ourselves passing a shop and wanting that — yeah, hold on. Just pull it back, you know, pull back that sort of energy, you see.</w:t>
+        <w:t>And that's because, really, I suppose, through the agencies of people like Freud, people think that there are certain instincts and desires that are blocked or locked into certain things, like our sexual appetite. They're just stuck there and you can't get rid of them. But in spiritual terms, sublimation means that you guide that energy and put it somewhere else. It's all it is.</w:t>
       </w:r>
     </w:p>
     <w:p>
@@ -1455,7 +1231,7 @@
         <w:rPr>
           <w:color w:val="000000"/>
         </w:rPr>
-        <w:t>And of course it can be — and all that energy, by the way, that we're using in getting what we want, it's not being wasted. You can displace it, you can take your interest elsewhere.</w:t>
+        <w:t>The mind and body, as we know from our great quantum physics, is that it's just energy. So if you decide to displace the energy, you see, away from, say, eroticism, and you put it into art, then that's your sublimation, you know. That's what you mean by sublimating. And that transference, that transformation of energy, away from desires which you see are unwholesome, to desires which you see are wholesome, is part and parcel of that process.</w:t>
       </w:r>
     </w:p>
     <w:p>
@@ -1468,33 +1244,7 @@
         <w:rPr>
           <w:color w:val="000000"/>
         </w:rPr>
-        <w:t>You know, in the old days they used to talk about sublimation, sort of a religious idea of sublimating your desires, you know. You don't hear that word often these days, you know. And that's because, really, I suppose, through the agencies of people like Freud, people think that there are certain instincts and desires that are blocked or locked into certain things, like our sexual appetite. They're just stuck there and you can't get rid of them.</w:t>
-      </w:r>
-    </w:p>
-    <w:p>
-      <w:pPr>
-        <w:spacing w:after="120"/>
-        <w:ind w:firstLine="397"/>
-        <w:jc w:val="both"/>
-      </w:pPr>
-      <w:r>
-        <w:rPr>
-          <w:color w:val="000000"/>
-        </w:rPr>
-        <w:t>But in spiritual terms, sublimation means that you guide that energy and put it somewhere else. It's all it is. The mind and body, as we know from our great quantum physics, is that it's just energy. So if you decide to displace the energy, you see, away from, say, eroticism, and you put it into art, then that's your sublimation, you know. That's what you mean by sublimating.</w:t>
-      </w:r>
-    </w:p>
-    <w:p>
-      <w:pPr>
-        <w:spacing w:after="120"/>
-        <w:ind w:firstLine="397"/>
-        <w:jc w:val="both"/>
-      </w:pPr>
-      <w:r>
-        <w:rPr>
-          <w:color w:val="000000"/>
-        </w:rPr>
-        <w:t>And that transference, that transformation of energy, away from desires which you see are unwholesome, to desires which you see are wholesome, is part and parcel of that process. I'm not suggesting that erotic desires are per se unwholesome — they obviously have their place in time — but if you find them sort of cringing on the mind, sort of obsessive, it's a case of slowly displacing them, putting our interests elsewhere.</w:t>
+        <w:t>I'm not suggesting that erotic desires are per se unwholesome, they obviously have their place in time, but if you find them sort of cringing on the mind, sort of obsessive, it's a case of slowly displacing them, putting our interests elsewhere.</w:t>
       </w:r>
     </w:p>
     <w:p>
@@ -1533,7 +1283,7 @@
         <w:rPr>
           <w:color w:val="000000"/>
         </w:rPr>
-        <w:t>I was just thinking there of a friend who — a friend's father, you see — always smoked, always smoked, you see. Then he had a heart attack, and he suddenly stopped, just like that. He got the comeback. It's unfortunate that it was so strong a comeback, but it just shows, you know.</w:t>
+        <w:t>I was just thinking there of a friend who, a friend's father, you see, always smoked, always smoked, you see. Then he had a heart attack, and he suddenly stopped, just like that. He got the comeback. It's unfortunate that it was so strong a comeback, but it just shows, you know.</w:t>
       </w:r>
     </w:p>
     <w:p>
@@ -1546,7 +1296,7 @@
         <w:rPr>
           <w:color w:val="000000"/>
         </w:rPr>
-        <w:t>Now, the comeback of all indulgence is, you know, the craving. The possibility of grief, if you lose what it is you treasure. The anxiety, once you've got something, the anxiety of losing it — that's why we've got a massive insurance industry. And of course the frustration, not getting it when you want. Getting what you want.</w:t>
+        <w:t>Now, the comeback of all indulgence is, you know, the craving. The possibility of grief, if you lose what it is you treasure. The anxiety, once you've got something, the anxiety of losing it, that's why we've got a massive insurance industry. And of course the frustration, not getting it when you want. Getting what you want.</w:t>
       </w:r>
     </w:p>
     <w:p>
@@ -1585,7 +1335,7 @@
         <w:rPr>
           <w:color w:val="000000"/>
         </w:rPr>
-        <w:t>But we'll do it as a sort of antidote to another thing. Whereas what we want to do is to develop it as a prime condition, something that we can return to at any time, and as it were, remains a substrate beneath our psychology. There's always this deep sense of calmness within us, no matter what we're doing on the surface.</w:t>
+        <w:t>But we'll do it as a sort of antidote to another thing. Whereas what we want to do is to develop it as a prime condition, something that we can return to at any time, and as it were, remains a substrate beneath our psychology. There's always this deep sense of calmness within us, no matter what we're doing on the surface. And again, it's just training. It's just training ourselves to do that.</w:t>
       </w:r>
     </w:p>
     <w:p>
@@ -1598,7 +1348,7 @@
         <w:rPr>
           <w:color w:val="000000"/>
         </w:rPr>
-        <w:t>And again, it's just training. It's just training ourselves to do that. So the breath there — watching the breath, feeling the breath — seeing it as a place where we can develop this calmness and peace is directly related into daily life. Because you can always come back to your breath.</w:t>
+        <w:t>You know, when I say stop every so often, you know, just come to an end of what you're doing, you see, and catch what it is you've accumulated, some anxiety, some stress, whatever, and allow it to pass, there's always the breath, you see. And the breath will be a place that you'll go to, just like your garden or the park. It's a place where you just find that inner peace for a moment.</w:t>
       </w:r>
     </w:p>
     <w:p>
@@ -1611,7 +1361,7 @@
         <w:rPr>
           <w:color w:val="000000"/>
         </w:rPr>
-        <w:t>You know, when I say stop every so often, you know, just come to an end of what you're doing, you see, and catch what it is you've accumulated — some anxiety, some stress, whatever — and allow it to pass, there's always the breath, you see. And the breath will be a place that you'll go to, just like your garden or the park. It's a place where you just find that inner peace for a moment.</w:t>
+        <w:t>Now the sense of not-self is one of the key factors and it's in his second talk, the second talk he gives to his five disciples, at the end of which they're all fully liberated by the way. He says clearly, he says, that which arises and passes away cannot be under your control.</w:t>
       </w:r>
     </w:p>
     <w:p>
@@ -1624,20 +1374,7 @@
         <w:rPr>
           <w:color w:val="000000"/>
         </w:rPr>
-        <w:t>Now the sense of not-self is one of the key factors, and it's in his second talk — the second talk he gives to his five disciples, at the end of which they're all fully liberated, by the way. He says clearly, he says, that which arises and passes away cannot be under your control.</w:t>
-      </w:r>
-    </w:p>
-    <w:p>
-      <w:pPr>
-        <w:spacing w:after="120"/>
-        <w:ind w:firstLine="397"/>
-        <w:jc w:val="both"/>
-      </w:pPr>
-      <w:r>
-        <w:rPr>
-          <w:color w:val="000000"/>
-        </w:rPr>
-        <w:t>Now, every time you get into the self, one of the ways that the self manifests is the desire to control — power. Every time you see yourself wanting to control a situation, control a person, you'll know it's coming from the self.</w:t>
+        <w:t>Now, every time you get into the self, one of the ways that the self manifests is the desire to control, power. Every time you see yourself wanting to control a situation, control a person, you'll know it's coming from the self.</w:t>
       </w:r>
     </w:p>
     <w:p>
@@ -1663,7 +1400,7 @@
         <w:rPr>
           <w:color w:val="000000"/>
         </w:rPr>
-        <w:t>But in terms of this other business, where things are not going your way and you're getting angry, where you're getting angry with your spouse, your partner, because they're not doing what you want them to do, or your kids — and you're getting frustrated and anxious and all that. And that's all to do with this sense of wanting to control, you see.</w:t>
+        <w:t>But in terms of this other business, where things are not going your way and you're getting angry, where you're getting angry with your spouse, your partner, because they're not doing what you want them to do, or your kids, and you're getting frustrated and anxious and all that. And that's all to do with this sense of wanting to control, you see.</w:t>
       </w:r>
     </w:p>
     <w:p>
@@ -1676,7 +1413,7 @@
         <w:rPr>
           <w:color w:val="000000"/>
         </w:rPr>
-        <w:t>So again, it's this business of taking that into daily life and just recognizing that our control over things is pretty limited, and that things happen outside of our control, and that there's — in the old phrase — you've got to go with the flow, you've got to be in harmony with what's happening. That harmony is not always pleasant, but you're actually moving with it. You're not trying to control something which is actually outside your control.</w:t>
+        <w:t>So again, it's this business of taking that into daily life and just recognizing that our control over things is pretty limited and that things happen outside of our control and that there's, in the old phrase, you've got to go with the flow, you've got to be in harmony with what's happening. That harmony is not always pleasant, but you're actually moving with it. You're not trying to control something which is actually outside your control.</w:t>
       </w:r>
     </w:p>
     <w:p>
@@ -1689,7 +1426,7 @@
         <w:rPr>
           <w:color w:val="000000"/>
         </w:rPr>
-        <w:t>And I think this comes most obvious with, you know, when we get involved in politics — politics in the wider sense of the meaning — people's issues like, you know, the business going on with climate change and all, the economy and all that sort of stuff, which are not to be confused with sort of small party politics.</w:t>
+        <w:t>And I think this comes most obvious with, you know, when we get involved in politics, politics in the wider sense of the meaning, people's issues like, you know, the business going on with climate change and all, the economy and all that sort of stuff which are not to be confused with sort of small party politics.</w:t>
       </w:r>
     </w:p>
     <w:p>
@@ -1702,7 +1439,7 @@
         <w:rPr>
           <w:color w:val="000000"/>
         </w:rPr>
-        <w:t>And that's really not accepting these two rings that are around us. The first one being one of power — what you can do to help the situation. And if you step beyond that, you're into frustration, you're into despair. And that takes an act of humility. Humility — it doesn't mean, you know, humble humble — it just means seeing yourself as you really are. That's what humility originally meant.</w:t>
+        <w:t>One can see what has to be done, everyone can see what has to be done, but there's not the political will. You can see, you see. So there arises in people a certain frustration, you see. And that's really not accepting these two rings that are around us, the first one being one of power, what you can do to help the situation. And if you step beyond that, you're into frustration, you're into despair.</w:t>
       </w:r>
     </w:p>
     <w:p>
@@ -1715,7 +1452,7 @@
         <w:rPr>
           <w:color w:val="000000"/>
         </w:rPr>
-        <w:t>And the other ring is influence, whereby you can get other people to do what you think is right. Beyond that, there's nothing you can do — nothing you can do in any physical sense.</w:t>
+        <w:t>And that takes an act of humility. Humility, it doesn't mean, you know, humble humble. It just means seeing yourself as you really are. That's what humility originally meant. And the other ring is influence, whereby you can get other people to do what you think is right. Beyond that there's nothing you can do, nothing you can do in any physical sense.</w:t>
       </w:r>
     </w:p>
     <w:p>
@@ -1728,7 +1465,7 @@
         <w:rPr>
           <w:color w:val="000000"/>
         </w:rPr>
-        <w:t>But we do have another outlet which allows us to feel at least that we are, shall we say, in communion, you know. And that is, of course, to offer metta. I mean, that's the joy of metta — that you can do nothing, but at least you can send out, you know, thoughts of intentions, goodwill intentions towards a situation. Even if we don't believe that they actually affect people, at least it's a way in which we might feel within ourselves that we're doing what we can, full stop — develop a goodwill.</w:t>
+        <w:t>But we do have another outlet which allows us to feel at least that we are, shall we say, in communion, you know, and that is, of course, to offer metta. I mean, that's the joy of metta, that you can do nothing, but at least you can send out, you know, thoughts of intentions, goodwill intentions towards a situation. Even if we don't believe that they actually affect people, at least it's a way in which we might feel within ourselves that we're doing what we can, full stop, develop a goodwill.</w:t>
       </w:r>
     </w:p>
     <w:p>
@@ -1754,7 +1491,7 @@
         <w:rPr>
           <w:color w:val="000000"/>
         </w:rPr>
-        <w:t>And the reason is that often when we're sitting, we're very subtly trying to achieve something, trying to see something. And then when we get up from the posture, we sort of say, 'All right, nothing happened there, forget it,' you know, and off we go. But we retain that mindfulness, and lo and behold, there are these sudden insights that come. Because this intelligence has been released from this craving, been released from the self just for that moment.</w:t>
+        <w:t>And the reason is that often when we're sitting, we're very subtly trying to achieve something, trying to see something. And then when we get up from the posture, we sort of say, all right, nothing happened there, forget it, you know, and off we go. But we retain that mindfulness and lo and behold, there are these sudden insights that come. Because this intelligence has been released from this craving, been released from the self just for that moment.</w:t>
       </w:r>
     </w:p>
     <w:p>
@@ -1767,20 +1504,7 @@
         <w:rPr>
           <w:color w:val="000000"/>
         </w:rPr>
-        <w:t>So it's not as though insights can't come at any time of the day, any time you're awake, once this mindfulness is established.</w:t>
-      </w:r>
-    </w:p>
-    <w:p>
-      <w:pPr>
-        <w:spacing w:after="120"/>
-        <w:ind w:firstLine="397"/>
-        <w:jc w:val="both"/>
-      </w:pPr>
-      <w:r>
-        <w:rPr>
-          <w:color w:val="000000"/>
-        </w:rPr>
-        <w:t>In fact, the Mahāsī's teacher — that's the Mahāsī, in case you didn't know — when he was about 50, I suppose. The Mahāsī's teacher is said to have intuited anicca, the impermanence, as a direct experience of momentary arising and passing away as a dog passed by. There wasn't a dog, there was just a dogging. The dog arose and passed away momentarily.</w:t>
+        <w:t>In fact, the Mahasi's teacher, that's the Mahasi, in case you didn't know, when he was about 50, I suppose. The Mahasi's teacher is said to have intuited anicca, the impermanence, as a direct experience of momentary arising and passing away as a dog passed by. There wasn't a dog, there was just a dogging. The dog arose and passed away momentarily.</w:t>
       </w:r>
     </w:p>
     <w:p>
@@ -1806,7 +1530,7 @@
         <w:rPr>
           <w:color w:val="000000"/>
         </w:rPr>
-        <w:t>So for him that was a deep enough insight for what we call one of the paths and fruits — stream entrance or whatever level he was at.</w:t>
+        <w:t>So for him that was a deep enough insight for what we call one of the paths and fruits, stream entrance or whatever level he was at.</w:t>
       </w:r>
     </w:p>
     <w:p>
@@ -1819,7 +1543,7 @@
         <w:rPr>
           <w:color w:val="000000"/>
         </w:rPr>
-        <w:t>So that's — I hope I've sort of made fairly clear the intimate connection between your meditation and daily life.</w:t>
+        <w:t>So that's, I hope I've sort of made fairly clear the intimate connection between your meditation and daily life.</w:t>
       </w:r>
     </w:p>
     <w:p>
@@ -1832,7 +1556,7 @@
         <w:rPr>
           <w:color w:val="000000"/>
         </w:rPr>
-        <w:t>And remember that the root thing is this constant establishment of mindfulness.</w:t>
+        <w:t>And just as a last word, in the discourse on loving-kindness, which we chant in the morning, you see, the Buddha's urging us to develop this loving-kindness. And at the end, you see, he says, whether you are standing, walking, sitting, or lying down. So those are the same instructions for mindfulness. Sitting, walking, right? In other words, in any posture, doing anything.</w:t>
       </w:r>
     </w:p>
     <w:p>
@@ -1845,7 +1569,7 @@
         <w:rPr>
           <w:color w:val="000000"/>
         </w:rPr>
-        <w:t>And just as a last word, in the discourse on loving-kindness, which we chant in the morning, you see — the Buddha's urging us to develop this loving-kindness. And at the end, you see, he says: 'Whether you are standing, walking, sitting, or lying down.' So those are the same instructions for mindfulness. Sitting, walking, right? In other words, in any posture, doing anything.</w:t>
+        <w:t>So long as you're awake, so long as you are mindful, you should develop this mindfulness. And here, he's talking about a mindfulness saturated with loving-kindness. Saturated with goodwill. That's a bit better. Goodwill. Because it's not meant to be an emotional thing.</w:t>
       </w:r>
     </w:p>
     <w:p>
@@ -1858,20 +1582,7 @@
         <w:rPr>
           <w:color w:val="000000"/>
         </w:rPr>
-        <w:t>So long as you're awake, so long as you are mindful, you should develop this mindfulness. And here, he's talking about a mindfulness saturated with loving-kindness — saturated with goodwill. That's a bit better. Goodwill. Because it's not meant to be an emotional thing.</w:t>
-      </w:r>
-    </w:p>
-    <w:p>
-      <w:pPr>
-        <w:spacing w:after="120"/>
-        <w:ind w:firstLine="397"/>
-        <w:jc w:val="both"/>
-      </w:pPr>
-      <w:r>
-        <w:rPr>
-          <w:color w:val="000000"/>
-        </w:rPr>
-        <w:t>'This, they say, is the noblest way to live. And if you do not fall into bad ways, but live well and develop insight, and are no longer attached to all the desires of the senses, then truly you will never need to be reborn to this world again.'</w:t>
+        <w:t>This, they say, is the noblest way to live. And if you do not fall into bad ways, but live well and develop insight, and are no longer attached to all the desires of the senses, then truly you will never need to be reborn to this world again.</w:t>
       </w:r>
     </w:p>
     <w:p>
@@ -1897,7 +1608,7 @@
         <w:rPr>
           <w:color w:val="000000"/>
         </w:rPr>
-        <w:t>And in the morning when I, after chanting, I say, you know, make your resolution for the day, you see. That's an important moment, you see, because that's going to set the underground tone of the day.</w:t>
+        <w:t>And in the morning when I, after chanting, I say, you know, make your resolution for the day, you see. That's an important moment, you see, because that's going to set the underground tone of the day. So find a little phrase for yourself, you know, to live consciously with goodwill or something like that which strikes you as the way you want to be.</w:t>
       </w:r>
     </w:p>
     <w:p>
@@ -1910,20 +1621,7 @@
         <w:rPr>
           <w:color w:val="000000"/>
         </w:rPr>
-        <w:t>So find a little phrase for yourself, you know — to live consciously with goodwill, or something like that which strikes you as the way you want to be.</w:t>
-      </w:r>
-    </w:p>
-    <w:p>
-      <w:pPr>
-        <w:spacing w:after="120"/>
-        <w:ind w:firstLine="397"/>
-        <w:jc w:val="both"/>
-      </w:pPr>
-      <w:r>
-        <w:rPr>
-          <w:color w:val="000000"/>
-        </w:rPr>
-        <w:t>It's also good to also create something where, you know, something that you're not going to do. You're not going to go down that road today. Keep it in today, you see. Don't go beyond today. It gets depressing. Because 'I think I'm going to be like this for the rest of my life.' But if you do it day by day, it's manageable, isn't it? Just today. Today I'll be good, see. Tomorrow I'll play hell. But today...</w:t>
+        <w:t>It's also good to also create something where, you know, something that you're not going to do. You're not going to go down that road today. Keep it in today, you see. Don't go beyond today. It gets depressing. Because I think I'm going to be like this for the rest of my life. But if you do it day by day, it's manageable, isn't it? Just today. Today I'll be good, see. Tomorrow I'll play hell. But today... We'll keep doing that. We should arrive, you see.</w:t>
       </w:r>
     </w:p>
     <w:p>
